--- a/zhs/docx/042.content.docx
+++ b/zhs/docx/042.content.docx
@@ -211,18 +211,12 @@
         </w:rPr>
         <w:t>神创造人有身体，我们可以触摸并看见彼此的身体。 但神也创造了有思想、感情和欲望的人。 我们看不到人的这一部分，但我们知道它存在。 在圣经中，人这个不可见的部分通常被称为</w:t>
       </w:r>
-      <w:hyperlink r:id="rId13">
-        <w:r>
-          <w:rPr>
-            <w:lang w:val="zh_CN" w:bidi="zh_CN"/>
-          </w:rPr>
-          <w:rPr>
-            <w:color w:val="0000EE"/>
-            <w:u w:val="single"/>
-          </w:rPr>
-          <w:t>灵魂</w:t>
-        </w:r>
-      </w:hyperlink>
+      <w:r>
+        <w:rPr>
+          <w:lang w:val="zh_CN" w:bidi="zh_CN"/>
+        </w:rPr>
+        <w:t>灵魂</w:t>
+      </w:r>
       <w:r>
         <w:rPr>
           <w:lang w:val="zh_CN" w:bidi="zh_CN"/>
@@ -254,56 +248,26 @@
         <w:rPr>
           <w:lang w:val="zh_CN" w:bidi="zh_CN"/>
         </w:rPr>
-        <w:t>当圣经使用灵这个词时，重点是在人与神的</w:t>
-      </w:r>
-      <w:hyperlink r:id="rId14">
-        <w:r>
-          <w:rPr>
-            <w:lang w:val="zh_CN" w:bidi="zh_CN"/>
-          </w:rPr>
-          <w:rPr>
-            <w:color w:val="0000EE"/>
-            <w:u w:val="single"/>
-          </w:rPr>
-          <w:t>关系</w:t>
-        </w:r>
-      </w:hyperlink>
-      <w:r>
-        <w:rPr>
-          <w:lang w:val="zh_CN" w:bidi="zh_CN"/>
-        </w:rPr>
-        <w:t>。 当我们</w:t>
-      </w:r>
-      <w:hyperlink r:id="rId15">
-        <w:r>
-          <w:rPr>
-            <w:lang w:val="zh_CN" w:bidi="zh_CN"/>
-          </w:rPr>
-          <w:rPr>
-            <w:color w:val="0000EE"/>
-            <w:u w:val="single"/>
-          </w:rPr>
-          <w:t>祷告</w:t>
-        </w:r>
-      </w:hyperlink>
+        <w:t>当圣经使用灵这个词时，重点是在人与神的关系。 当我们</w:t>
+      </w:r>
+      <w:r>
+        <w:rPr>
+          <w:lang w:val="zh_CN" w:bidi="zh_CN"/>
+        </w:rPr>
+        <w:t>祷告</w:t>
+      </w:r>
       <w:r>
         <w:rPr>
           <w:lang w:val="zh_CN" w:bidi="zh_CN"/>
         </w:rPr>
         <w:t>时，是我们的灵与神说话。 当</w:t>
       </w:r>
-      <w:hyperlink r:id="rId16">
-        <w:r>
-          <w:rPr>
-            <w:lang w:val="zh_CN" w:bidi="zh_CN"/>
-          </w:rPr>
-          <w:rPr>
-            <w:color w:val="0000EE"/>
-            <w:u w:val="single"/>
-          </w:rPr>
-          <w:t>信</w:t>
-        </w:r>
-      </w:hyperlink>
+      <w:r>
+        <w:rPr>
+          <w:lang w:val="zh_CN" w:bidi="zh_CN"/>
+        </w:rPr>
+        <w:t>信</w:t>
+      </w:r>
       <w:r>
         <w:rPr>
           <w:lang w:val="zh_CN" w:bidi="zh_CN"/>
@@ -379,18 +343,12 @@
           <w:lang w:val="zh_CN" w:bidi="zh_CN"/>
         </w:rPr>
       </w:r>
-      <w:hyperlink r:id="rId13">
-        <w:r>
-          <w:rPr>
-            <w:lang w:val="zh_CN" w:bidi="zh_CN"/>
-          </w:rPr>
-          <w:rPr>
-            <w:color w:val="0000EE"/>
-            <w:u w:val="single"/>
-          </w:rPr>
-          <w:t>灵魂</w:t>
-        </w:r>
-      </w:hyperlink>
+      <w:r>
+        <w:rPr>
+          <w:lang w:val="zh_CN" w:bidi="zh_CN"/>
+        </w:rPr>
+        <w:t>灵魂</w:t>
+      </w:r>
       <w:r>
         <w:rPr>
           <w:lang w:val="zh_CN" w:bidi="zh_CN"/>
@@ -434,18 +392,12 @@
           <w:lang w:val="zh_CN" w:bidi="zh_CN"/>
         </w:rPr>
       </w:r>
-      <w:hyperlink r:id="rId17">
-        <w:r>
-          <w:rPr>
-            <w:lang w:val="zh_CN" w:bidi="zh_CN"/>
-          </w:rPr>
-          <w:rPr>
-            <w:color w:val="0000EE"/>
-            <w:u w:val="single"/>
-          </w:rPr>
-          <w:t>心</w:t>
-        </w:r>
-      </w:hyperlink>
+      <w:r>
+        <w:rPr>
+          <w:lang w:val="zh_CN" w:bidi="zh_CN"/>
+        </w:rPr>
+        <w:t>心</w:t>
+      </w:r>
       <w:r>
         <w:rPr>
           <w:lang w:val="zh_CN" w:bidi="zh_CN"/>
@@ -464,18 +416,12 @@
           <w:lang w:val="zh_CN" w:bidi="zh_CN"/>
         </w:rPr>
       </w:r>
-      <w:hyperlink r:id="rId18">
-        <w:r>
-          <w:rPr>
-            <w:lang w:val="zh_CN" w:bidi="zh_CN"/>
-          </w:rPr>
-          <w:rPr>
-            <w:color w:val="0000EE"/>
-            <w:u w:val="single"/>
-          </w:rPr>
-          <w:t>意</w:t>
-        </w:r>
-      </w:hyperlink>
+      <w:r>
+        <w:rPr>
+          <w:lang w:val="zh_CN" w:bidi="zh_CN"/>
+        </w:rPr>
+        <w:t>意</w:t>
+      </w:r>
       <w:r>
         <w:rPr>
           <w:lang w:val="zh_CN" w:bidi="zh_CN"/>
@@ -535,7 +481,7 @@
           <w:lang w:val="zh_CN" w:bidi="zh_CN"/>
         </w:rPr>
       </w:r>
-      <w:hyperlink r:id="rId19">
+      <w:hyperlink r:id="rId13">
         <w:r>
           <w:rPr>
             <w:lang w:val="zh_CN" w:bidi="zh_CN"/>
@@ -695,72 +641,36 @@
         </w:rPr>
         <w:t>圣经也使用"</w:t>
       </w:r>
-      <w:hyperlink r:id="rId20">
-        <w:r>
-          <w:rPr>
-            <w:lang w:val="zh_CN" w:bidi="zh_CN"/>
-          </w:rPr>
-          <w:rPr>
-            <w:color w:val="0000EE"/>
-            <w:u w:val="single"/>
-          </w:rPr>
-          <w:t>灵</w:t>
-        </w:r>
-      </w:hyperlink>
-      <w:r>
-        <w:rPr>
-          <w:lang w:val="zh_CN" w:bidi="zh_CN"/>
-        </w:rPr>
-        <w:t>"这个词来指人的内在，看不见的部分。 当圣经使用灵这个词时，重点是在人与神的</w:t>
-      </w:r>
-      <w:hyperlink r:id="rId14">
-        <w:r>
-          <w:rPr>
-            <w:lang w:val="zh_CN" w:bidi="zh_CN"/>
-          </w:rPr>
-          <w:rPr>
-            <w:color w:val="0000EE"/>
-            <w:u w:val="single"/>
-          </w:rPr>
-          <w:t>关系</w:t>
-        </w:r>
-      </w:hyperlink>
-      <w:r>
-        <w:rPr>
-          <w:lang w:val="zh_CN" w:bidi="zh_CN"/>
-        </w:rPr>
-        <w:t>。 当我们</w:t>
-      </w:r>
-      <w:hyperlink r:id="rId15">
-        <w:r>
-          <w:rPr>
-            <w:lang w:val="zh_CN" w:bidi="zh_CN"/>
-          </w:rPr>
-          <w:rPr>
-            <w:color w:val="0000EE"/>
-            <w:u w:val="single"/>
-          </w:rPr>
-          <w:t>祷告</w:t>
-        </w:r>
-      </w:hyperlink>
+      <w:r>
+        <w:rPr>
+          <w:lang w:val="zh_CN" w:bidi="zh_CN"/>
+        </w:rPr>
+        <w:t>灵</w:t>
+      </w:r>
+      <w:r>
+        <w:rPr>
+          <w:lang w:val="zh_CN" w:bidi="zh_CN"/>
+        </w:rPr>
+        <w:t>"这个词来指人的内在，看不见的部分。 当圣经使用灵这个词时，重点是在人与神的关系。 当我们</w:t>
+      </w:r>
+      <w:r>
+        <w:rPr>
+          <w:lang w:val="zh_CN" w:bidi="zh_CN"/>
+        </w:rPr>
+        <w:t>祷告</w:t>
+      </w:r>
       <w:r>
         <w:rPr>
           <w:lang w:val="zh_CN" w:bidi="zh_CN"/>
         </w:rPr>
         <w:t>时，是我们的灵与神说话。 当</w:t>
       </w:r>
-      <w:hyperlink r:id="rId16">
-        <w:r>
-          <w:rPr>
-            <w:lang w:val="zh_CN" w:bidi="zh_CN"/>
-          </w:rPr>
-          <w:rPr>
-            <w:color w:val="0000EE"/>
-            <w:u w:val="single"/>
-          </w:rPr>
-          <w:t>信</w:t>
-        </w:r>
-      </w:hyperlink>
+      <w:r>
+        <w:rPr>
+          <w:lang w:val="zh_CN" w:bidi="zh_CN"/>
+        </w:rPr>
+        <w:t>信</w:t>
+      </w:r>
       <w:r>
         <w:rPr>
           <w:lang w:val="zh_CN" w:bidi="zh_CN"/>
@@ -861,18 +771,12 @@
           <w:lang w:val="zh_CN" w:bidi="zh_CN"/>
         </w:rPr>
       </w:r>
-      <w:hyperlink r:id="rId20">
-        <w:r>
-          <w:rPr>
-            <w:lang w:val="zh_CN" w:bidi="zh_CN"/>
-          </w:rPr>
-          <w:rPr>
-            <w:color w:val="0000EE"/>
-            <w:u w:val="single"/>
-          </w:rPr>
-          <w:t>灵</w:t>
-        </w:r>
-      </w:hyperlink>
+      <w:r>
+        <w:rPr>
+          <w:lang w:val="zh_CN" w:bidi="zh_CN"/>
+        </w:rPr>
+        <w:t>灵</w:t>
+      </w:r>
       <w:r>
         <w:rPr>
           <w:lang w:val="zh_CN" w:bidi="zh_CN"/>
@@ -891,18 +795,12 @@
           <w:lang w:val="zh_CN" w:bidi="zh_CN"/>
         </w:rPr>
       </w:r>
-      <w:hyperlink r:id="rId17">
-        <w:r>
-          <w:rPr>
-            <w:lang w:val="zh_CN" w:bidi="zh_CN"/>
-          </w:rPr>
-          <w:rPr>
-            <w:color w:val="0000EE"/>
-            <w:u w:val="single"/>
-          </w:rPr>
-          <w:t>心</w:t>
-        </w:r>
-      </w:hyperlink>
+      <w:r>
+        <w:rPr>
+          <w:lang w:val="zh_CN" w:bidi="zh_CN"/>
+        </w:rPr>
+        <w:t>心</w:t>
+      </w:r>
       <w:r>
         <w:rPr>
           <w:lang w:val="zh_CN" w:bidi="zh_CN"/>
@@ -921,18 +819,12 @@
           <w:lang w:val="zh_CN" w:bidi="zh_CN"/>
         </w:rPr>
       </w:r>
-      <w:hyperlink r:id="rId18">
-        <w:r>
-          <w:rPr>
-            <w:lang w:val="zh_CN" w:bidi="zh_CN"/>
-          </w:rPr>
-          <w:rPr>
-            <w:color w:val="0000EE"/>
-            <w:u w:val="single"/>
-          </w:rPr>
-          <w:t>意</w:t>
-        </w:r>
-      </w:hyperlink>
+      <w:r>
+        <w:rPr>
+          <w:lang w:val="zh_CN" w:bidi="zh_CN"/>
+        </w:rPr>
+        <w:t>意</w:t>
+      </w:r>
       <w:r>
         <w:rPr>
           <w:lang w:val="zh_CN" w:bidi="zh_CN"/>
@@ -992,7 +884,7 @@
           <w:lang w:val="zh_CN" w:bidi="zh_CN"/>
         </w:rPr>
       </w:r>
-      <w:hyperlink r:id="rId19">
+      <w:hyperlink r:id="rId13">
         <w:r>
           <w:rPr>
             <w:lang w:val="zh_CN" w:bidi="zh_CN"/>

--- a/zhs/docx/042.content.docx
+++ b/zhs/docx/042.content.docx
@@ -455,23 +455,12 @@
         <w:rPr>
           <w:lang w:val="zh_CN" w:bidi="zh_CN"/>
         </w:rPr>
-        <w:t>灵</w:t>
-      </w:r>
-      <w:r>
-        <w:rPr>
-          <w:lang w:val="zh_CN" w:bidi="zh_CN"/>
-        </w:rPr>
-      </w:r>
-    </w:p>
-    <w:p>
-      <w:pPr>
-        <w:pStyle w:val="Heading4"/>
-      </w:pPr>
-      <w:r>
-        <w:rPr>
-          <w:lang w:val="zh_CN" w:bidi="zh_CN"/>
-        </w:rPr>
-        <w:t>Audio Content</w:t>
+        <w:t>灵魂</w:t>
+      </w:r>
+      <w:r>
+        <w:rPr>
+          <w:lang w:val="zh_CN" w:bidi="zh_CN"/>
+        </w:rPr>
       </w:r>
     </w:p>
     <w:p>
@@ -481,33 +470,24 @@
           <w:lang w:val="zh_CN" w:bidi="zh_CN"/>
         </w:rPr>
       </w:r>
-      <w:hyperlink r:id="rId13">
-        <w:r>
-          <w:rPr>
-            <w:lang w:val="zh_CN" w:bidi="zh_CN"/>
-          </w:rPr>
-          <w:rPr>
-            <w:color w:val="0000EE"/>
-            <w:u w:val="single"/>
-          </w:rPr>
-          <w:t>mp3 file</w:t>
-        </w:r>
-      </w:hyperlink>
-      <w:r>
-        <w:rPr>
-          <w:lang w:val="zh_CN" w:bidi="zh_CN"/>
-        </w:rPr>
-        <w:t xml:space="preserve"> (None KB)</w:t>
-      </w:r>
-      <w:r>
-        <w:rPr>
-          <w:lang w:val="zh_CN" w:bidi="zh_CN"/>
-        </w:rPr>
-      </w:r>
-      <w:r>
-        <w:rPr>
-          <w:lang w:val="zh_CN" w:bidi="zh_CN"/>
-        </w:rPr>
+      <w:r>
+        <w:rPr>
+          <w:lang w:val="zh_CN" w:bidi="zh_CN"/>
+        </w:rPr>
+        <w:t>神创造人有身体，我们可以触摸并看见彼此的身体。 但神也创造了有思想、感情和欲望的人。 我们看不到人的这一部分，但我们知道它存在。 在圣经中，人这个看不见的部分通常被称为</w:t>
+      </w:r>
+      <w:r>
+        <w:rPr>
+          <w:b/>
+          <w:lang w:val="zh_CN" w:bidi="zh_CN"/>
+        </w:rPr>
+        <w:t>灵魂</w:t>
+      </w:r>
+      <w:r>
+        <w:rPr>
+          <w:lang w:val="zh_CN" w:bidi="zh_CN"/>
+        </w:rPr>
+        <w:t>。 即使我们的身体死了，我们的灵魂也可能存活。</w:t>
       </w:r>
     </w:p>
     <w:p>
@@ -517,21 +497,11 @@
           <w:lang w:val="zh_CN" w:bidi="zh_CN"/>
         </w:rPr>
       </w:r>
-    </w:p>
-    <w:p>
-      <w:pPr>
-        <w:pStyle w:val="Heading2"/>
-      </w:pPr>
-      <w:r>
-        <w:rPr>
-          <w:lang w:val="zh_CN" w:bidi="zh_CN"/>
-        </w:rPr>
-        <w:t>灵魂</w:t>
-      </w:r>
-      <w:r>
-        <w:rPr>
-          <w:lang w:val="zh_CN" w:bidi="zh_CN"/>
-        </w:rPr>
+      <w:r>
+        <w:rPr>
+          <w:lang w:val="zh_CN" w:bidi="zh_CN"/>
+        </w:rPr>
+        <w:t>没有灵魂，人就是不完整的。 因此，圣经经常使用灵魂这个词，作为"人"的另一种表示方式。 例如，圣经在一段经文中说到"一个家庭中有十四个灵魂"。 这仅仅意味着一个家庭中有十四个人。</w:t>
       </w:r>
     </w:p>
     <w:p>
@@ -545,11 +515,24 @@
         <w:rPr>
           <w:lang w:val="zh_CN" w:bidi="zh_CN"/>
         </w:rPr>
-        <w:t>神创造人有身体，我们可以触摸并看见彼此的身体。 但神也创造了有思想、感情和欲望的人。 我们看不到人的这一部分，但我们知道它存在。 在圣经中，人这个看不见的部分通常被称为</w:t>
-      </w:r>
-      <w:r>
-        <w:rPr>
-          <w:b/>
+        <w:t>在其他地方，灵魂这个词指的是一个人的</w:t>
+      </w:r>
+      <w:r>
+        <w:rPr>
+          <w:i/>
+          <w:lang w:val="zh_CN" w:bidi="zh_CN"/>
+        </w:rPr>
+        <w:t>生命</w:t>
+      </w:r>
+      <w:r>
+        <w:rPr>
+          <w:lang w:val="zh_CN" w:bidi="zh_CN"/>
+        </w:rPr>
+        <w:t>。 耶稣说，祂来是为人们而舍弃祂的</w:t>
+      </w:r>
+      <w:r>
+        <w:rPr>
+          <w:i/>
           <w:lang w:val="zh_CN" w:bidi="zh_CN"/>
         </w:rPr>
         <w:t>灵魂</w:t>
@@ -558,7 +541,20 @@
         <w:rPr>
           <w:lang w:val="zh_CN" w:bidi="zh_CN"/>
         </w:rPr>
-        <w:t>。 即使我们的身体死了，我们的灵魂也可能存活。</w:t>
+        <w:t>。 这表示祂是来为世人舍弃自己的</w:t>
+      </w:r>
+      <w:r>
+        <w:rPr>
+          <w:i/>
+          <w:lang w:val="zh_CN" w:bidi="zh_CN"/>
+        </w:rPr>
+        <w:t>生命</w:t>
+      </w:r>
+      <w:r>
+        <w:rPr>
+          <w:lang w:val="zh_CN" w:bidi="zh_CN"/>
+        </w:rPr>
+        <w:t>。</w:t>
       </w:r>
     </w:p>
     <w:p>
@@ -572,7 +568,43 @@
         <w:rPr>
           <w:lang w:val="zh_CN" w:bidi="zh_CN"/>
         </w:rPr>
-        <w:t>没有灵魂，人就是不完整的。 因此，圣经经常使用灵魂这个词，作为"人"的另一种表示方式。 例如，圣经在一段经文中说到"一个家庭中有十四个灵魂"。 这仅仅意味着一个家庭中有十四个人。</w:t>
+        <w:t>圣经也使用"</w:t>
+      </w:r>
+      <w:r>
+        <w:rPr>
+          <w:lang w:val="zh_CN" w:bidi="zh_CN"/>
+        </w:rPr>
+        <w:t>灵</w:t>
+      </w:r>
+      <w:r>
+        <w:rPr>
+          <w:lang w:val="zh_CN" w:bidi="zh_CN"/>
+        </w:rPr>
+        <w:t>"这个词来指人的内在，看不见的部分。 当圣经使用灵这个词时，重点是在人与神的关系。 当我们</w:t>
+      </w:r>
+      <w:r>
+        <w:rPr>
+          <w:lang w:val="zh_CN" w:bidi="zh_CN"/>
+        </w:rPr>
+        <w:t>祷告</w:t>
+      </w:r>
+      <w:r>
+        <w:rPr>
+          <w:lang w:val="zh_CN" w:bidi="zh_CN"/>
+        </w:rPr>
+        <w:t>时，是我们的灵与神说话。 当</w:t>
+      </w:r>
+      <w:r>
+        <w:rPr>
+          <w:lang w:val="zh_CN" w:bidi="zh_CN"/>
+        </w:rPr>
+        <w:t>信</w:t>
+      </w:r>
+      <w:r>
+        <w:rPr>
+          <w:lang w:val="zh_CN" w:bidi="zh_CN"/>
+        </w:rPr>
+        <w:t>耶稣的人死时，他们的灵将继续与神同住。</w:t>
       </w:r>
     </w:p>
     <w:p>
@@ -586,46 +618,7 @@
         <w:rPr>
           <w:lang w:val="zh_CN" w:bidi="zh_CN"/>
         </w:rPr>
-        <w:t>在其他地方，灵魂这个词指的是一个人的</w:t>
-      </w:r>
-      <w:r>
-        <w:rPr>
-          <w:i/>
-          <w:lang w:val="zh_CN" w:bidi="zh_CN"/>
-        </w:rPr>
-        <w:t>生命</w:t>
-      </w:r>
-      <w:r>
-        <w:rPr>
-          <w:lang w:val="zh_CN" w:bidi="zh_CN"/>
-        </w:rPr>
-        <w:t>。 耶稣说，祂来是为人们而舍弃祂的</w:t>
-      </w:r>
-      <w:r>
-        <w:rPr>
-          <w:i/>
-          <w:lang w:val="zh_CN" w:bidi="zh_CN"/>
-        </w:rPr>
-        <w:t>灵魂</w:t>
-      </w:r>
-      <w:r>
-        <w:rPr>
-          <w:lang w:val="zh_CN" w:bidi="zh_CN"/>
-        </w:rPr>
-        <w:t>。 这表示祂是来为世人舍弃自己的</w:t>
-      </w:r>
-      <w:r>
-        <w:rPr>
-          <w:i/>
-          <w:lang w:val="zh_CN" w:bidi="zh_CN"/>
-        </w:rPr>
-        <w:t>生命</w:t>
-      </w:r>
-      <w:r>
-        <w:rPr>
-          <w:lang w:val="zh_CN" w:bidi="zh_CN"/>
-        </w:rPr>
-        <w:t>。</w:t>
+        <w:t>有些人认为灵和灵魂是相同的，这两个不同的词只是强调的重点略有不同。 另一些人认为它们不同，并且每个人都有身体、灵魂和灵。</w:t>
       </w:r>
     </w:p>
     <w:p>
@@ -637,45 +630,10 @@
       </w:r>
       <w:r>
         <w:rPr>
-          <w:lang w:val="zh_CN" w:bidi="zh_CN"/>
-        </w:rPr>
-        <w:t>圣经也使用"</w:t>
-      </w:r>
-      <w:r>
-        <w:rPr>
-          <w:lang w:val="zh_CN" w:bidi="zh_CN"/>
-        </w:rPr>
-        <w:t>灵</w:t>
-      </w:r>
-      <w:r>
-        <w:rPr>
-          <w:lang w:val="zh_CN" w:bidi="zh_CN"/>
-        </w:rPr>
-        <w:t>"这个词来指人的内在，看不见的部分。 当圣经使用灵这个词时，重点是在人与神的关系。 当我们</w:t>
-      </w:r>
-      <w:r>
-        <w:rPr>
-          <w:lang w:val="zh_CN" w:bidi="zh_CN"/>
-        </w:rPr>
-        <w:t>祷告</w:t>
-      </w:r>
-      <w:r>
-        <w:rPr>
-          <w:lang w:val="zh_CN" w:bidi="zh_CN"/>
-        </w:rPr>
-        <w:t>时，是我们的灵与神说话。 当</w:t>
-      </w:r>
-      <w:r>
-        <w:rPr>
-          <w:lang w:val="zh_CN" w:bidi="zh_CN"/>
-        </w:rPr>
-        <w:t>信</w:t>
-      </w:r>
-      <w:r>
-        <w:rPr>
-          <w:lang w:val="zh_CN" w:bidi="zh_CN"/>
-        </w:rPr>
-        <w:t>耶稣的人死时，他们的灵将继续与神同住。</w:t>
+          <w:b/>
+          <w:lang w:val="zh_CN" w:bidi="zh_CN"/>
+        </w:rPr>
+        <w:t>当你翻译"灵魂"时，要注意以下几个事项：</w:t>
       </w:r>
     </w:p>
     <w:p>
@@ -689,7 +647,7 @@
         <w:rPr>
           <w:lang w:val="zh_CN" w:bidi="zh_CN"/>
         </w:rPr>
-        <w:t>有些人认为灵和灵魂是相同的，这两个不同的词只是强调的重点略有不同。 另一些人认为它们不同，并且每个人都有身体、灵魂和灵。</w:t>
+        <w:t>请注意，你也需要有词来表示"灵"、"心"和"意"， 心、意、灵魂和灵这些词都与人的内在不可见的部分有关，但每个词的用法都略有不同。你可能想要听取这些词语中每个词语的解释，然后一起讨论这四个词语。 然后，你可以决定如何翻译这些词语中的每个词语。 但请记住，在每个特定的语境中，你必须再次判断你是否选择了正确的词语。 有时这些词中的某一个词可能比其他的词更合适。</w:t>
       </w:r>
     </w:p>
     <w:p>
@@ -701,35 +659,6 @@
       </w:r>
       <w:r>
         <w:rPr>
-          <w:b/>
-          <w:lang w:val="zh_CN" w:bidi="zh_CN"/>
-        </w:rPr>
-        <w:t>当你翻译"灵魂"时，要注意以下几个事项：</w:t>
-      </w:r>
-    </w:p>
-    <w:p>
-      <w:pPr/>
-      <w:r>
-        <w:rPr>
-          <w:lang w:val="zh_CN" w:bidi="zh_CN"/>
-        </w:rPr>
-      </w:r>
-      <w:r>
-        <w:rPr>
-          <w:lang w:val="zh_CN" w:bidi="zh_CN"/>
-        </w:rPr>
-        <w:t>请注意，你也需要有词来表示"灵"、"心"和"意"， 心、意、灵魂和灵这些词都与人的内在不可见的部分有关，但每个词的用法都略有不同。你可能想要听取这些词语中每个词语的解释，然后一起讨论这四个词语。 然后，你可以决定如何翻译这些词语中的每个词语。 但请记住，在每个特定的语境中，你必须再次判断你是否选择了正确的词语。 有时这些词中的某一个词可能比其他的词更合适。</w:t>
-      </w:r>
-    </w:p>
-    <w:p>
-      <w:pPr/>
-      <w:r>
-        <w:rPr>
-          <w:lang w:val="zh_CN" w:bidi="zh_CN"/>
-        </w:rPr>
-      </w:r>
-      <w:r>
-        <w:rPr>
           <w:lang w:val="zh_CN" w:bidi="zh_CN"/>
         </w:rPr>
         <w:t>以下是这四个不同术语的简短摘要：</w:t>
@@ -830,77 +759,6 @@
           <w:lang w:val="zh_CN" w:bidi="zh_CN"/>
         </w:rPr>
         <w:t>：意与心非常相似，但更强调思想、智力和意志或做某事的意愿。</w:t>
-      </w:r>
-      <w:r>
-        <w:rPr>
-          <w:lang w:val="zh_CN" w:bidi="zh_CN"/>
-        </w:rPr>
-      </w:r>
-      <w:r>
-        <w:rPr>
-          <w:lang w:val="zh_CN" w:bidi="zh_CN"/>
-        </w:rPr>
-      </w:r>
-    </w:p>
-    <w:p>
-      <w:pPr/>
-      <w:r>
-        <w:rPr>
-          <w:lang w:val="zh_CN" w:bidi="zh_CN"/>
-        </w:rPr>
-      </w:r>
-    </w:p>
-    <w:p>
-      <w:pPr>
-        <w:pStyle w:val="Heading2"/>
-      </w:pPr>
-      <w:r>
-        <w:rPr>
-          <w:lang w:val="zh_CN" w:bidi="zh_CN"/>
-        </w:rPr>
-        <w:t>灵魂</w:t>
-      </w:r>
-      <w:r>
-        <w:rPr>
-          <w:lang w:val="zh_CN" w:bidi="zh_CN"/>
-        </w:rPr>
-      </w:r>
-    </w:p>
-    <w:p>
-      <w:pPr>
-        <w:pStyle w:val="Heading4"/>
-      </w:pPr>
-      <w:r>
-        <w:rPr>
-          <w:lang w:val="zh_CN" w:bidi="zh_CN"/>
-        </w:rPr>
-        <w:t>Audio Content</w:t>
-      </w:r>
-    </w:p>
-    <w:p>
-      <w:pPr/>
-      <w:r>
-        <w:rPr>
-          <w:lang w:val="zh_CN" w:bidi="zh_CN"/>
-        </w:rPr>
-      </w:r>
-      <w:hyperlink r:id="rId13">
-        <w:r>
-          <w:rPr>
-            <w:lang w:val="zh_CN" w:bidi="zh_CN"/>
-          </w:rPr>
-          <w:rPr>
-            <w:color w:val="0000EE"/>
-            <w:u w:val="single"/>
-          </w:rPr>
-          <w:t>mp3 file</w:t>
-        </w:r>
-      </w:hyperlink>
-      <w:r>
-        <w:rPr>
-          <w:lang w:val="zh_CN" w:bidi="zh_CN"/>
-        </w:rPr>
-        <w:t xml:space="preserve"> (None KB)</w:t>
       </w:r>
       <w:r>
         <w:rPr>

--- a/zhs/docx/042.content.docx
+++ b/zhs/docx/042.content.docx
@@ -211,12 +211,18 @@
         </w:rPr>
         <w:t>神创造人有身体，我们可以触摸并看见彼此的身体。 但神也创造了有思想、感情和欲望的人。 我们看不到人的这一部分，但我们知道它存在。 在圣经中，人这个不可见的部分通常被称为</w:t>
       </w:r>
-      <w:r>
-        <w:rPr>
-          <w:lang w:val="zh_CN" w:bidi="zh_CN"/>
-        </w:rPr>
-        <w:t>灵魂</w:t>
-      </w:r>
+      <w:hyperlink r:id="rId13">
+        <w:r>
+          <w:rPr>
+            <w:lang w:val="zh_CN" w:bidi="zh_CN"/>
+          </w:rPr>
+          <w:rPr>
+            <w:color w:val="0000EE"/>
+            <w:u w:val="single"/>
+          </w:rPr>
+          <w:t>灵魂</w:t>
+        </w:r>
+      </w:hyperlink>
       <w:r>
         <w:rPr>
           <w:lang w:val="zh_CN" w:bidi="zh_CN"/>
@@ -248,26 +254,56 @@
         <w:rPr>
           <w:lang w:val="zh_CN" w:bidi="zh_CN"/>
         </w:rPr>
-        <w:t>当圣经使用灵这个词时，重点是在人与神的关系。 当我们</w:t>
-      </w:r>
-      <w:r>
-        <w:rPr>
-          <w:lang w:val="zh_CN" w:bidi="zh_CN"/>
-        </w:rPr>
-        <w:t>祷告</w:t>
-      </w:r>
+        <w:t>当圣经使用灵这个词时，重点是在人与神的</w:t>
+      </w:r>
+      <w:hyperlink r:id="rId14">
+        <w:r>
+          <w:rPr>
+            <w:lang w:val="zh_CN" w:bidi="zh_CN"/>
+          </w:rPr>
+          <w:rPr>
+            <w:color w:val="0000EE"/>
+            <w:u w:val="single"/>
+          </w:rPr>
+          <w:t>关系</w:t>
+        </w:r>
+      </w:hyperlink>
+      <w:r>
+        <w:rPr>
+          <w:lang w:val="zh_CN" w:bidi="zh_CN"/>
+        </w:rPr>
+        <w:t>。 当我们</w:t>
+      </w:r>
+      <w:hyperlink r:id="rId15">
+        <w:r>
+          <w:rPr>
+            <w:lang w:val="zh_CN" w:bidi="zh_CN"/>
+          </w:rPr>
+          <w:rPr>
+            <w:color w:val="0000EE"/>
+            <w:u w:val="single"/>
+          </w:rPr>
+          <w:t>祷告</w:t>
+        </w:r>
+      </w:hyperlink>
       <w:r>
         <w:rPr>
           <w:lang w:val="zh_CN" w:bidi="zh_CN"/>
         </w:rPr>
         <w:t>时，是我们的灵与神说话。 当</w:t>
       </w:r>
-      <w:r>
-        <w:rPr>
-          <w:lang w:val="zh_CN" w:bidi="zh_CN"/>
-        </w:rPr>
-        <w:t>信</w:t>
-      </w:r>
+      <w:hyperlink r:id="rId16">
+        <w:r>
+          <w:rPr>
+            <w:lang w:val="zh_CN" w:bidi="zh_CN"/>
+          </w:rPr>
+          <w:rPr>
+            <w:color w:val="0000EE"/>
+            <w:u w:val="single"/>
+          </w:rPr>
+          <w:t>信</w:t>
+        </w:r>
+      </w:hyperlink>
       <w:r>
         <w:rPr>
           <w:lang w:val="zh_CN" w:bidi="zh_CN"/>
@@ -343,12 +379,18 @@
           <w:lang w:val="zh_CN" w:bidi="zh_CN"/>
         </w:rPr>
       </w:r>
-      <w:r>
-        <w:rPr>
-          <w:lang w:val="zh_CN" w:bidi="zh_CN"/>
-        </w:rPr>
-        <w:t>灵魂</w:t>
-      </w:r>
+      <w:hyperlink r:id="rId13">
+        <w:r>
+          <w:rPr>
+            <w:lang w:val="zh_CN" w:bidi="zh_CN"/>
+          </w:rPr>
+          <w:rPr>
+            <w:color w:val="0000EE"/>
+            <w:u w:val="single"/>
+          </w:rPr>
+          <w:t>灵魂</w:t>
+        </w:r>
+      </w:hyperlink>
       <w:r>
         <w:rPr>
           <w:lang w:val="zh_CN" w:bidi="zh_CN"/>
@@ -392,12 +434,18 @@
           <w:lang w:val="zh_CN" w:bidi="zh_CN"/>
         </w:rPr>
       </w:r>
-      <w:r>
-        <w:rPr>
-          <w:lang w:val="zh_CN" w:bidi="zh_CN"/>
-        </w:rPr>
-        <w:t>心</w:t>
-      </w:r>
+      <w:hyperlink r:id="rId17">
+        <w:r>
+          <w:rPr>
+            <w:lang w:val="zh_CN" w:bidi="zh_CN"/>
+          </w:rPr>
+          <w:rPr>
+            <w:color w:val="0000EE"/>
+            <w:u w:val="single"/>
+          </w:rPr>
+          <w:t>心</w:t>
+        </w:r>
+      </w:hyperlink>
       <w:r>
         <w:rPr>
           <w:lang w:val="zh_CN" w:bidi="zh_CN"/>
@@ -416,12 +464,18 @@
           <w:lang w:val="zh_CN" w:bidi="zh_CN"/>
         </w:rPr>
       </w:r>
-      <w:r>
-        <w:rPr>
-          <w:lang w:val="zh_CN" w:bidi="zh_CN"/>
-        </w:rPr>
-        <w:t>意</w:t>
-      </w:r>
+      <w:hyperlink r:id="rId18">
+        <w:r>
+          <w:rPr>
+            <w:lang w:val="zh_CN" w:bidi="zh_CN"/>
+          </w:rPr>
+          <w:rPr>
+            <w:color w:val="0000EE"/>
+            <w:u w:val="single"/>
+          </w:rPr>
+          <w:t>意</w:t>
+        </w:r>
+      </w:hyperlink>
       <w:r>
         <w:rPr>
           <w:lang w:val="zh_CN" w:bidi="zh_CN"/>
@@ -570,36 +624,72 @@
         </w:rPr>
         <w:t>圣经也使用"</w:t>
       </w:r>
-      <w:r>
-        <w:rPr>
-          <w:lang w:val="zh_CN" w:bidi="zh_CN"/>
-        </w:rPr>
-        <w:t>灵</w:t>
-      </w:r>
-      <w:r>
-        <w:rPr>
-          <w:lang w:val="zh_CN" w:bidi="zh_CN"/>
-        </w:rPr>
-        <w:t>"这个词来指人的内在，看不见的部分。 当圣经使用灵这个词时，重点是在人与神的关系。 当我们</w:t>
-      </w:r>
-      <w:r>
-        <w:rPr>
-          <w:lang w:val="zh_CN" w:bidi="zh_CN"/>
-        </w:rPr>
-        <w:t>祷告</w:t>
-      </w:r>
+      <w:hyperlink r:id="rId19">
+        <w:r>
+          <w:rPr>
+            <w:lang w:val="zh_CN" w:bidi="zh_CN"/>
+          </w:rPr>
+          <w:rPr>
+            <w:color w:val="0000EE"/>
+            <w:u w:val="single"/>
+          </w:rPr>
+          <w:t>灵</w:t>
+        </w:r>
+      </w:hyperlink>
+      <w:r>
+        <w:rPr>
+          <w:lang w:val="zh_CN" w:bidi="zh_CN"/>
+        </w:rPr>
+        <w:t>"这个词来指人的内在，看不见的部分。 当圣经使用灵这个词时，重点是在人与神的</w:t>
+      </w:r>
+      <w:hyperlink r:id="rId14">
+        <w:r>
+          <w:rPr>
+            <w:lang w:val="zh_CN" w:bidi="zh_CN"/>
+          </w:rPr>
+          <w:rPr>
+            <w:color w:val="0000EE"/>
+            <w:u w:val="single"/>
+          </w:rPr>
+          <w:t>关系</w:t>
+        </w:r>
+      </w:hyperlink>
+      <w:r>
+        <w:rPr>
+          <w:lang w:val="zh_CN" w:bidi="zh_CN"/>
+        </w:rPr>
+        <w:t>。 当我们</w:t>
+      </w:r>
+      <w:hyperlink r:id="rId15">
+        <w:r>
+          <w:rPr>
+            <w:lang w:val="zh_CN" w:bidi="zh_CN"/>
+          </w:rPr>
+          <w:rPr>
+            <w:color w:val="0000EE"/>
+            <w:u w:val="single"/>
+          </w:rPr>
+          <w:t>祷告</w:t>
+        </w:r>
+      </w:hyperlink>
       <w:r>
         <w:rPr>
           <w:lang w:val="zh_CN" w:bidi="zh_CN"/>
         </w:rPr>
         <w:t>时，是我们的灵与神说话。 当</w:t>
       </w:r>
-      <w:r>
-        <w:rPr>
-          <w:lang w:val="zh_CN" w:bidi="zh_CN"/>
-        </w:rPr>
-        <w:t>信</w:t>
-      </w:r>
+      <w:hyperlink r:id="rId16">
+        <w:r>
+          <w:rPr>
+            <w:lang w:val="zh_CN" w:bidi="zh_CN"/>
+          </w:rPr>
+          <w:rPr>
+            <w:color w:val="0000EE"/>
+            <w:u w:val="single"/>
+          </w:rPr>
+          <w:t>信</w:t>
+        </w:r>
+      </w:hyperlink>
       <w:r>
         <w:rPr>
           <w:lang w:val="zh_CN" w:bidi="zh_CN"/>
@@ -700,12 +790,18 @@
           <w:lang w:val="zh_CN" w:bidi="zh_CN"/>
         </w:rPr>
       </w:r>
-      <w:r>
-        <w:rPr>
-          <w:lang w:val="zh_CN" w:bidi="zh_CN"/>
-        </w:rPr>
-        <w:t>灵</w:t>
-      </w:r>
+      <w:hyperlink r:id="rId19">
+        <w:r>
+          <w:rPr>
+            <w:lang w:val="zh_CN" w:bidi="zh_CN"/>
+          </w:rPr>
+          <w:rPr>
+            <w:color w:val="0000EE"/>
+            <w:u w:val="single"/>
+          </w:rPr>
+          <w:t>灵</w:t>
+        </w:r>
+      </w:hyperlink>
       <w:r>
         <w:rPr>
           <w:lang w:val="zh_CN" w:bidi="zh_CN"/>
@@ -724,12 +820,18 @@
           <w:lang w:val="zh_CN" w:bidi="zh_CN"/>
         </w:rPr>
       </w:r>
-      <w:r>
-        <w:rPr>
-          <w:lang w:val="zh_CN" w:bidi="zh_CN"/>
-        </w:rPr>
-        <w:t>心</w:t>
-      </w:r>
+      <w:hyperlink r:id="rId17">
+        <w:r>
+          <w:rPr>
+            <w:lang w:val="zh_CN" w:bidi="zh_CN"/>
+          </w:rPr>
+          <w:rPr>
+            <w:color w:val="0000EE"/>
+            <w:u w:val="single"/>
+          </w:rPr>
+          <w:t>心</w:t>
+        </w:r>
+      </w:hyperlink>
       <w:r>
         <w:rPr>
           <w:lang w:val="zh_CN" w:bidi="zh_CN"/>
@@ -748,12 +850,18 @@
           <w:lang w:val="zh_CN" w:bidi="zh_CN"/>
         </w:rPr>
       </w:r>
-      <w:r>
-        <w:rPr>
-          <w:lang w:val="zh_CN" w:bidi="zh_CN"/>
-        </w:rPr>
-        <w:t>意</w:t>
-      </w:r>
+      <w:hyperlink r:id="rId18">
+        <w:r>
+          <w:rPr>
+            <w:lang w:val="zh_CN" w:bidi="zh_CN"/>
+          </w:rPr>
+          <w:rPr>
+            <w:color w:val="0000EE"/>
+            <w:u w:val="single"/>
+          </w:rPr>
+          <w:t>意</w:t>
+        </w:r>
+      </w:hyperlink>
       <w:r>
         <w:rPr>
           <w:lang w:val="zh_CN" w:bidi="zh_CN"/>
